--- a/templates/common-paper-cc-by-4.0/common-paper-order-form/template.docx
+++ b/templates/common-paper-cc-by-4.0/common-paper-order-form/template.docx
@@ -4469,6 +4469,11 @@
               </w:rPr>
             </w:pPr>
             <w:r>
+              <w:rPr>
+                <w:rFonts w:ascii="Arial" w:eastAsia="Arial" w:hAnsi="Arial" w:cs="Arial"/>
+                <w:sz w:val="18"/>
+                <w:szCs w:val="18"/>
+              </w:rPr>
               <w:t>{provider_signatory_name}</w:t>
             </w:r>
           </w:p>
@@ -4522,6 +4527,11 @@
               </w:rPr>
             </w:pPr>
             <w:r>
+              <w:rPr>
+                <w:rFonts w:ascii="Arial" w:eastAsia="Arial" w:hAnsi="Arial" w:cs="Arial"/>
+                <w:sz w:val="18"/>
+                <w:szCs w:val="18"/>
+              </w:rPr>
               <w:t>{customer_signatory_name}</w:t>
             </w:r>
           </w:p>
@@ -4587,6 +4597,11 @@
               </w:rPr>
             </w:pPr>
             <w:r>
+              <w:rPr>
+                <w:rFonts w:ascii="Arial" w:eastAsia="Arial" w:hAnsi="Arial" w:cs="Arial"/>
+                <w:sz w:val="18"/>
+                <w:szCs w:val="18"/>
+              </w:rPr>
               <w:t>{provider_signatory_title_display}</w:t>
             </w:r>
           </w:p>
@@ -4640,6 +4655,11 @@
               </w:rPr>
             </w:pPr>
             <w:r>
+              <w:rPr>
+                <w:rFonts w:ascii="Arial" w:eastAsia="Arial" w:hAnsi="Arial" w:cs="Arial"/>
+                <w:sz w:val="18"/>
+                <w:szCs w:val="18"/>
+              </w:rPr>
               <w:t>{customer_signatory_title_display}</w:t>
             </w:r>
           </w:p>
@@ -4727,6 +4747,11 @@
               </w:rPr>
             </w:pPr>
             <w:r>
+              <w:rPr>
+                <w:rFonts w:ascii="Arial" w:eastAsia="Arial" w:hAnsi="Arial" w:cs="Arial"/>
+                <w:sz w:val="18"/>
+                <w:szCs w:val="18"/>
+              </w:rPr>
               <w:t>{provider_signatory_email}</w:t>
             </w:r>
           </w:p>
@@ -4780,6 +4805,11 @@
               </w:rPr>
             </w:pPr>
             <w:r>
+              <w:rPr>
+                <w:rFonts w:ascii="Arial" w:eastAsia="Arial" w:hAnsi="Arial" w:cs="Arial"/>
+                <w:sz w:val="18"/>
+                <w:szCs w:val="18"/>
+              </w:rPr>
               <w:t>{customer_signatory_email}</w:t>
             </w:r>
           </w:p>
